--- a/Fase 2/Evidencias Proyecto/Evidencias de documentación/Anexo_A_Cumplimiento_Normativo_y_Gobierno_de_Datos.docx
+++ b/Fase 2/Evidencias Proyecto/Evidencias de documentación/Anexo_A_Cumplimiento_Normativo_y_Gobierno_de_Datos.docx
@@ -2714,7 +2714,7 @@
                 <w:sz w:val="14"/>
                 <w:szCs w:val="14"/>
               </w:rPr>
-              <w:t>Datos alojados en Chile; garantías si se escala fuera</w:t>
+              <w:t>Base de datos en Supabase (us-west-2, EE. UU.): transferencia internacional declarada en la Política de Privacidad y en el Registro de Actividades de Tratamiento (RAT), con las garantías contractuales del proveedor</w:t>
             </w:r>
           </w:p>
         </w:tc>
